--- a/documents/diplomatic/008/transcription.docx
+++ b/documents/diplomatic/008/transcription.docx
@@ -39,25 +39,25 @@
         <w:jc w:val="both"/>
         <w:rPr>
           <w:rFonts w:ascii="Times New Roman" w:cs="Times New Roman" w:eastAsia="Times New Roman" w:hAnsi="Times New Roman"/>
-          <w:b w:val="0"/>
-          <w:bCs w:val="0"/>
-          <w:i w:val="0"/>
-          <w:iCs w:val="0"/>
-          <w:smallCaps w:val="0"/>
-          <w:strike w:val="0"/>
-          <w:color w:val="000000"/>
-          <w:sz w:val="24"/>
-          <w:szCs w:val="24"/>
-          <w:u w:val="none"/>
-          <w:shd w:fill="auto" w:val="clear"/>
-          <w:vertAlign w:val="baseline"/>
-        </w:rPr>
-      </w:pPr>
-      <w:r>
-        <w:rPr>
-          <w:rFonts w:ascii="Times New Roman" w:cs="Times New Roman" w:eastAsia="Times New Roman" w:hAnsi="Times New Roman"/>
-          <w:b w:val="0"/>
-          <w:bCs w:val="0"/>
+          <w:b w:val="1"/>
+          <w:bCs w:val="1"/>
+          <w:i w:val="0"/>
+          <w:iCs w:val="0"/>
+          <w:smallCaps w:val="0"/>
+          <w:strike w:val="0"/>
+          <w:color w:val="000000"/>
+          <w:sz w:val="24"/>
+          <w:szCs w:val="24"/>
+          <w:u w:val="none"/>
+          <w:shd w:fill="auto" w:val="clear"/>
+          <w:vertAlign w:val="baseline"/>
+        </w:rPr>
+      </w:pPr>
+      <w:r>
+        <w:rPr>
+          <w:rFonts w:ascii="Times New Roman" w:cs="Times New Roman" w:eastAsia="Times New Roman" w:hAnsi="Times New Roman"/>
+          <w:b w:val="1"/>
+          <w:bCs w:val="1"/>
           <w:i w:val="0"/>
           <w:iCs w:val="0"/>
           <w:smallCaps w:val="0"/>
@@ -92,25 +92,25 @@
         <w:jc w:val="both"/>
         <w:rPr>
           <w:rFonts w:ascii="Times New Roman" w:cs="Times New Roman" w:eastAsia="Times New Roman" w:hAnsi="Times New Roman"/>
-          <w:b w:val="0"/>
-          <w:bCs w:val="0"/>
-          <w:i w:val="0"/>
-          <w:iCs w:val="0"/>
-          <w:smallCaps w:val="0"/>
-          <w:strike w:val="0"/>
-          <w:color w:val="000000"/>
-          <w:sz w:val="24"/>
-          <w:szCs w:val="24"/>
-          <w:u w:val="none"/>
-          <w:shd w:fill="auto" w:val="clear"/>
-          <w:vertAlign w:val="baseline"/>
-        </w:rPr>
-      </w:pPr>
-      <w:r>
-        <w:rPr>
-          <w:rFonts w:ascii="Times New Roman" w:cs="Times New Roman" w:eastAsia="Times New Roman" w:hAnsi="Times New Roman"/>
-          <w:b w:val="0"/>
-          <w:bCs w:val="0"/>
+          <w:b w:val="1"/>
+          <w:bCs w:val="1"/>
+          <w:i w:val="0"/>
+          <w:iCs w:val="0"/>
+          <w:smallCaps w:val="0"/>
+          <w:strike w:val="0"/>
+          <w:color w:val="000000"/>
+          <w:sz w:val="24"/>
+          <w:szCs w:val="24"/>
+          <w:u w:val="none"/>
+          <w:shd w:fill="auto" w:val="clear"/>
+          <w:vertAlign w:val="baseline"/>
+        </w:rPr>
+      </w:pPr>
+      <w:r>
+        <w:rPr>
+          <w:rFonts w:ascii="Times New Roman" w:cs="Times New Roman" w:eastAsia="Times New Roman" w:hAnsi="Times New Roman"/>
+          <w:b w:val="1"/>
+          <w:bCs w:val="1"/>
           <w:i w:val="0"/>
           <w:iCs w:val="0"/>
           <w:smallCaps w:val="0"/>
@@ -145,25 +145,25 @@
         <w:jc w:val="both"/>
         <w:rPr>
           <w:rFonts w:ascii="Times New Roman" w:cs="Times New Roman" w:eastAsia="Times New Roman" w:hAnsi="Times New Roman"/>
-          <w:b w:val="0"/>
-          <w:bCs w:val="0"/>
-          <w:i w:val="0"/>
-          <w:iCs w:val="0"/>
-          <w:smallCaps w:val="0"/>
-          <w:strike w:val="0"/>
-          <w:color w:val="000000"/>
-          <w:sz w:val="24"/>
-          <w:szCs w:val="24"/>
-          <w:u w:val="none"/>
-          <w:shd w:fill="auto" w:val="clear"/>
-          <w:vertAlign w:val="baseline"/>
-        </w:rPr>
-      </w:pPr>
-      <w:r>
-        <w:rPr>
-          <w:rFonts w:ascii="Times New Roman" w:cs="Times New Roman" w:eastAsia="Times New Roman" w:hAnsi="Times New Roman"/>
-          <w:b w:val="0"/>
-          <w:bCs w:val="0"/>
+          <w:b w:val="1"/>
+          <w:bCs w:val="1"/>
+          <w:i w:val="0"/>
+          <w:iCs w:val="0"/>
+          <w:smallCaps w:val="0"/>
+          <w:strike w:val="0"/>
+          <w:color w:val="000000"/>
+          <w:sz w:val="24"/>
+          <w:szCs w:val="24"/>
+          <w:u w:val="none"/>
+          <w:shd w:fill="auto" w:val="clear"/>
+          <w:vertAlign w:val="baseline"/>
+        </w:rPr>
+      </w:pPr>
+      <w:r>
+        <w:rPr>
+          <w:rFonts w:ascii="Times New Roman" w:cs="Times New Roman" w:eastAsia="Times New Roman" w:hAnsi="Times New Roman"/>
+          <w:b w:val="1"/>
+          <w:bCs w:val="1"/>
           <w:i w:val="0"/>
           <w:iCs w:val="0"/>
           <w:smallCaps w:val="0"/>
@@ -198,13 +198,15 @@
         <w:jc w:val="both"/>
         <w:rPr>
           <w:rFonts w:ascii="Times New Roman" w:cs="Times New Roman" w:eastAsia="Times New Roman" w:hAnsi="Times New Roman"/>
-        </w:rPr>
-      </w:pPr>
-      <w:r>
-        <w:rPr>
-          <w:rFonts w:ascii="Times New Roman" w:cs="Times New Roman" w:eastAsia="Times New Roman" w:hAnsi="Times New Roman"/>
-          <w:b w:val="0"/>
-          <w:bCs w:val="0"/>
+          <w:b w:val="1"/>
+          <w:bCs w:val="1"/>
+        </w:rPr>
+      </w:pPr>
+      <w:r>
+        <w:rPr>
+          <w:rFonts w:ascii="Times New Roman" w:cs="Times New Roman" w:eastAsia="Times New Roman" w:hAnsi="Times New Roman"/>
+          <w:b w:val="1"/>
+          <w:bCs w:val="1"/>
           <w:i w:val="0"/>
           <w:iCs w:val="0"/>
           <w:smallCaps w:val="0"/>
@@ -222,6 +224,8 @@
       <w:r>
         <w:rPr>
           <w:rFonts w:ascii="Times New Roman" w:cs="Times New Roman" w:eastAsia="Times New Roman" w:hAnsi="Times New Roman"/>
+          <w:b w:val="1"/>
+          <w:bCs w:val="1"/>
           <w:rtl w:val="0"/>
         </w:rPr>
         <w:t xml:space="preserve">trouvent</w:t>
@@ -229,8 +233,8 @@
       <w:r>
         <w:rPr>
           <w:rFonts w:ascii="Times New Roman" w:cs="Times New Roman" w:eastAsia="Times New Roman" w:hAnsi="Times New Roman"/>
-          <w:b w:val="0"/>
-          <w:bCs w:val="0"/>
+          <w:b w:val="1"/>
+          <w:bCs w:val="1"/>
           <w:i w:val="0"/>
           <w:iCs w:val="0"/>
           <w:smallCaps w:val="0"/>
@@ -248,6 +252,8 @@
       <w:r>
         <w:rPr>
           <w:rFonts w:ascii="Times New Roman" w:cs="Times New Roman" w:eastAsia="Times New Roman" w:hAnsi="Times New Roman"/>
+          <w:b w:val="1"/>
+          <w:bCs w:val="1"/>
           <w:rtl w:val="0"/>
         </w:rPr>
         <w:t xml:space="preserve">retournent</w:t>
@@ -255,8 +261,8 @@
       <w:r>
         <w:rPr>
           <w:rFonts w:ascii="Times New Roman" w:cs="Times New Roman" w:eastAsia="Times New Roman" w:hAnsi="Times New Roman"/>
-          <w:b w:val="0"/>
-          <w:bCs w:val="0"/>
+          <w:b w:val="1"/>
+          <w:bCs w:val="1"/>
           <w:i w:val="0"/>
           <w:iCs w:val="0"/>
           <w:smallCaps w:val="0"/>
@@ -838,25 +844,25 @@
         <w:jc w:val="both"/>
         <w:rPr>
           <w:rFonts w:ascii="Times New Roman" w:cs="Times New Roman" w:eastAsia="Times New Roman" w:hAnsi="Times New Roman"/>
-          <w:b w:val="0"/>
-          <w:bCs w:val="0"/>
-          <w:i w:val="0"/>
-          <w:iCs w:val="0"/>
-          <w:smallCaps w:val="0"/>
-          <w:strike w:val="0"/>
-          <w:color w:val="000000"/>
-          <w:sz w:val="24"/>
-          <w:szCs w:val="24"/>
-          <w:u w:val="none"/>
-          <w:shd w:fill="auto" w:val="clear"/>
-          <w:vertAlign w:val="baseline"/>
-        </w:rPr>
-      </w:pPr>
-      <w:r>
-        <w:rPr>
-          <w:rFonts w:ascii="Times New Roman" w:cs="Times New Roman" w:eastAsia="Times New Roman" w:hAnsi="Times New Roman"/>
-          <w:b w:val="0"/>
-          <w:bCs w:val="0"/>
+          <w:b w:val="1"/>
+          <w:bCs w:val="1"/>
+          <w:i w:val="0"/>
+          <w:iCs w:val="0"/>
+          <w:smallCaps w:val="0"/>
+          <w:strike w:val="0"/>
+          <w:color w:val="000000"/>
+          <w:sz w:val="24"/>
+          <w:szCs w:val="24"/>
+          <w:u w:val="none"/>
+          <w:shd w:fill="auto" w:val="clear"/>
+          <w:vertAlign w:val="baseline"/>
+        </w:rPr>
+      </w:pPr>
+      <w:r>
+        <w:rPr>
+          <w:rFonts w:ascii="Times New Roman" w:cs="Times New Roman" w:eastAsia="Times New Roman" w:hAnsi="Times New Roman"/>
+          <w:b w:val="1"/>
+          <w:bCs w:val="1"/>
           <w:i w:val="0"/>
           <w:iCs w:val="0"/>
           <w:smallCaps w:val="0"/>
@@ -891,25 +897,25 @@
         <w:jc w:val="both"/>
         <w:rPr>
           <w:rFonts w:ascii="Times New Roman" w:cs="Times New Roman" w:eastAsia="Times New Roman" w:hAnsi="Times New Roman"/>
-          <w:b w:val="0"/>
-          <w:bCs w:val="0"/>
-          <w:i w:val="0"/>
-          <w:iCs w:val="0"/>
-          <w:smallCaps w:val="0"/>
-          <w:strike w:val="0"/>
-          <w:color w:val="000000"/>
-          <w:sz w:val="24"/>
-          <w:szCs w:val="24"/>
-          <w:u w:val="none"/>
-          <w:shd w:fill="auto" w:val="clear"/>
-          <w:vertAlign w:val="baseline"/>
-        </w:rPr>
-      </w:pPr>
-      <w:r>
-        <w:rPr>
-          <w:rFonts w:ascii="Times New Roman" w:cs="Times New Roman" w:eastAsia="Times New Roman" w:hAnsi="Times New Roman"/>
-          <w:b w:val="0"/>
-          <w:bCs w:val="0"/>
+          <w:b w:val="1"/>
+          <w:bCs w:val="1"/>
+          <w:i w:val="0"/>
+          <w:iCs w:val="0"/>
+          <w:smallCaps w:val="0"/>
+          <w:strike w:val="0"/>
+          <w:color w:val="000000"/>
+          <w:sz w:val="24"/>
+          <w:szCs w:val="24"/>
+          <w:u w:val="none"/>
+          <w:shd w:fill="auto" w:val="clear"/>
+          <w:vertAlign w:val="baseline"/>
+        </w:rPr>
+      </w:pPr>
+      <w:r>
+        <w:rPr>
+          <w:rFonts w:ascii="Times New Roman" w:cs="Times New Roman" w:eastAsia="Times New Roman" w:hAnsi="Times New Roman"/>
+          <w:b w:val="1"/>
+          <w:bCs w:val="1"/>
           <w:i w:val="0"/>
           <w:iCs w:val="0"/>
           <w:smallCaps w:val="0"/>
@@ -927,6 +933,8 @@
       <w:r>
         <w:rPr>
           <w:rFonts w:ascii="Times New Roman" w:cs="Times New Roman" w:eastAsia="Times New Roman" w:hAnsi="Times New Roman"/>
+          <w:b w:val="1"/>
+          <w:bCs w:val="1"/>
           <w:rtl w:val="0"/>
         </w:rPr>
         <w:t xml:space="preserve">qu'avait</w:t>
@@ -934,8 +942,8 @@
       <w:r>
         <w:rPr>
           <w:rFonts w:ascii="Times New Roman" w:cs="Times New Roman" w:eastAsia="Times New Roman" w:hAnsi="Times New Roman"/>
-          <w:b w:val="0"/>
-          <w:bCs w:val="0"/>
+          <w:b w:val="1"/>
+          <w:bCs w:val="1"/>
           <w:i w:val="0"/>
           <w:iCs w:val="0"/>
           <w:smallCaps w:val="0"/>
@@ -970,25 +978,25 @@
         <w:jc w:val="both"/>
         <w:rPr>
           <w:rFonts w:ascii="Times New Roman" w:cs="Times New Roman" w:eastAsia="Times New Roman" w:hAnsi="Times New Roman"/>
-          <w:b w:val="0"/>
-          <w:bCs w:val="0"/>
-          <w:i w:val="0"/>
-          <w:iCs w:val="0"/>
-          <w:smallCaps w:val="0"/>
-          <w:strike w:val="0"/>
-          <w:color w:val="000000"/>
-          <w:sz w:val="24"/>
-          <w:szCs w:val="24"/>
-          <w:u w:val="none"/>
-          <w:shd w:fill="auto" w:val="clear"/>
-          <w:vertAlign w:val="baseline"/>
-        </w:rPr>
-      </w:pPr>
-      <w:r>
-        <w:rPr>
-          <w:rFonts w:ascii="Times New Roman" w:cs="Times New Roman" w:eastAsia="Times New Roman" w:hAnsi="Times New Roman"/>
-          <w:b w:val="0"/>
-          <w:bCs w:val="0"/>
+          <w:b w:val="1"/>
+          <w:bCs w:val="1"/>
+          <w:i w:val="0"/>
+          <w:iCs w:val="0"/>
+          <w:smallCaps w:val="0"/>
+          <w:strike w:val="0"/>
+          <w:color w:val="000000"/>
+          <w:sz w:val="24"/>
+          <w:szCs w:val="24"/>
+          <w:u w:val="none"/>
+          <w:shd w:fill="auto" w:val="clear"/>
+          <w:vertAlign w:val="baseline"/>
+        </w:rPr>
+      </w:pPr>
+      <w:r>
+        <w:rPr>
+          <w:rFonts w:ascii="Times New Roman" w:cs="Times New Roman" w:eastAsia="Times New Roman" w:hAnsi="Times New Roman"/>
+          <w:b w:val="1"/>
+          <w:bCs w:val="1"/>
           <w:i w:val="0"/>
           <w:iCs w:val="0"/>
           <w:smallCaps w:val="0"/>
@@ -1006,6 +1014,8 @@
       <w:r>
         <w:rPr>
           <w:rFonts w:ascii="Times New Roman" w:cs="Times New Roman" w:eastAsia="Times New Roman" w:hAnsi="Times New Roman"/>
+          <w:b w:val="1"/>
+          <w:bCs w:val="1"/>
           <w:rtl w:val="0"/>
         </w:rPr>
         <w:t xml:space="preserve">puisse</w:t>
@@ -1013,8 +1023,8 @@
       <w:r>
         <w:rPr>
           <w:rFonts w:ascii="Times New Roman" w:cs="Times New Roman" w:eastAsia="Times New Roman" w:hAnsi="Times New Roman"/>
-          <w:b w:val="0"/>
-          <w:bCs w:val="0"/>
+          <w:b w:val="1"/>
+          <w:bCs w:val="1"/>
           <w:i w:val="0"/>
           <w:iCs w:val="0"/>
           <w:smallCaps w:val="0"/>
@@ -1049,25 +1059,25 @@
         <w:jc w:val="both"/>
         <w:rPr>
           <w:rFonts w:ascii="Times New Roman" w:cs="Times New Roman" w:eastAsia="Times New Roman" w:hAnsi="Times New Roman"/>
-          <w:b w:val="0"/>
-          <w:bCs w:val="0"/>
-          <w:i w:val="0"/>
-          <w:iCs w:val="0"/>
-          <w:smallCaps w:val="0"/>
-          <w:strike w:val="0"/>
-          <w:color w:val="000000"/>
-          <w:sz w:val="24"/>
-          <w:szCs w:val="24"/>
-          <w:u w:val="none"/>
-          <w:shd w:fill="auto" w:val="clear"/>
-          <w:vertAlign w:val="baseline"/>
-        </w:rPr>
-      </w:pPr>
-      <w:r>
-        <w:rPr>
-          <w:rFonts w:ascii="Times New Roman" w:cs="Times New Roman" w:eastAsia="Times New Roman" w:hAnsi="Times New Roman"/>
-          <w:b w:val="0"/>
-          <w:bCs w:val="0"/>
+          <w:b w:val="1"/>
+          <w:bCs w:val="1"/>
+          <w:i w:val="0"/>
+          <w:iCs w:val="0"/>
+          <w:smallCaps w:val="0"/>
+          <w:strike w:val="0"/>
+          <w:color w:val="000000"/>
+          <w:sz w:val="24"/>
+          <w:szCs w:val="24"/>
+          <w:u w:val="none"/>
+          <w:shd w:fill="auto" w:val="clear"/>
+          <w:vertAlign w:val="baseline"/>
+        </w:rPr>
+      </w:pPr>
+      <w:r>
+        <w:rPr>
+          <w:rFonts w:ascii="Times New Roman" w:cs="Times New Roman" w:eastAsia="Times New Roman" w:hAnsi="Times New Roman"/>
+          <w:b w:val="1"/>
+          <w:bCs w:val="1"/>
           <w:i w:val="0"/>
           <w:iCs w:val="0"/>
           <w:smallCaps w:val="0"/>
@@ -1597,25 +1607,25 @@
         <w:jc w:val="left"/>
         <w:rPr>
           <w:rFonts w:ascii="Times New Roman" w:cs="Times New Roman" w:eastAsia="Times New Roman" w:hAnsi="Times New Roman"/>
-          <w:b w:val="0"/>
-          <w:bCs w:val="0"/>
-          <w:i w:val="0"/>
-          <w:iCs w:val="0"/>
-          <w:smallCaps w:val="0"/>
-          <w:strike w:val="0"/>
-          <w:color w:val="000000"/>
-          <w:sz w:val="24"/>
-          <w:szCs w:val="24"/>
-          <w:u w:val="none"/>
-          <w:shd w:fill="auto" w:val="clear"/>
-          <w:vertAlign w:val="baseline"/>
-        </w:rPr>
-      </w:pPr>
-      <w:r>
-        <w:rPr>
-          <w:rFonts w:ascii="Times New Roman" w:cs="Times New Roman" w:eastAsia="Times New Roman" w:hAnsi="Times New Roman"/>
-          <w:b w:val="0"/>
-          <w:bCs w:val="0"/>
+          <w:b w:val="1"/>
+          <w:bCs w:val="1"/>
+          <w:i w:val="0"/>
+          <w:iCs w:val="0"/>
+          <w:smallCaps w:val="0"/>
+          <w:strike w:val="0"/>
+          <w:color w:val="000000"/>
+          <w:sz w:val="24"/>
+          <w:szCs w:val="24"/>
+          <w:u w:val="none"/>
+          <w:shd w:fill="auto" w:val="clear"/>
+          <w:vertAlign w:val="baseline"/>
+        </w:rPr>
+      </w:pPr>
+      <w:r>
+        <w:rPr>
+          <w:rFonts w:ascii="Times New Roman" w:cs="Times New Roman" w:eastAsia="Times New Roman" w:hAnsi="Times New Roman"/>
+          <w:b w:val="1"/>
+          <w:bCs w:val="1"/>
           <w:i w:val="0"/>
           <w:iCs w:val="0"/>
           <w:smallCaps w:val="0"/>
@@ -1654,25 +1664,25 @@
         <w:jc w:val="left"/>
         <w:rPr>
           <w:rFonts w:ascii="Times New Roman" w:cs="Times New Roman" w:eastAsia="Times New Roman" w:hAnsi="Times New Roman"/>
-          <w:b w:val="0"/>
-          <w:bCs w:val="0"/>
-          <w:i w:val="0"/>
-          <w:iCs w:val="0"/>
-          <w:smallCaps w:val="0"/>
-          <w:strike w:val="0"/>
-          <w:color w:val="000000"/>
-          <w:sz w:val="24"/>
-          <w:szCs w:val="24"/>
-          <w:u w:val="none"/>
-          <w:shd w:fill="auto" w:val="clear"/>
-          <w:vertAlign w:val="baseline"/>
-        </w:rPr>
-      </w:pPr>
-      <w:r>
-        <w:rPr>
-          <w:rFonts w:ascii="Times New Roman" w:cs="Times New Roman" w:eastAsia="Times New Roman" w:hAnsi="Times New Roman"/>
-          <w:b w:val="0"/>
-          <w:bCs w:val="0"/>
+          <w:b w:val="1"/>
+          <w:bCs w:val="1"/>
+          <w:i w:val="0"/>
+          <w:iCs w:val="0"/>
+          <w:smallCaps w:val="0"/>
+          <w:strike w:val="0"/>
+          <w:color w:val="000000"/>
+          <w:sz w:val="24"/>
+          <w:szCs w:val="24"/>
+          <w:u w:val="none"/>
+          <w:shd w:fill="auto" w:val="clear"/>
+          <w:vertAlign w:val="baseline"/>
+        </w:rPr>
+      </w:pPr>
+      <w:r>
+        <w:rPr>
+          <w:rFonts w:ascii="Times New Roman" w:cs="Times New Roman" w:eastAsia="Times New Roman" w:hAnsi="Times New Roman"/>
+          <w:b w:val="1"/>
+          <w:bCs w:val="1"/>
           <w:i w:val="0"/>
           <w:iCs w:val="0"/>
           <w:smallCaps w:val="0"/>
@@ -1707,25 +1717,25 @@
         <w:jc w:val="left"/>
         <w:rPr>
           <w:rFonts w:ascii="Times New Roman" w:cs="Times New Roman" w:eastAsia="Times New Roman" w:hAnsi="Times New Roman"/>
-          <w:b w:val="0"/>
-          <w:bCs w:val="0"/>
-          <w:i w:val="0"/>
-          <w:iCs w:val="0"/>
-          <w:smallCaps w:val="0"/>
-          <w:strike w:val="0"/>
-          <w:color w:val="000000"/>
-          <w:sz w:val="24"/>
-          <w:szCs w:val="24"/>
-          <w:u w:val="none"/>
-          <w:shd w:fill="auto" w:val="clear"/>
-          <w:vertAlign w:val="baseline"/>
-        </w:rPr>
-      </w:pPr>
-      <w:r>
-        <w:rPr>
-          <w:rFonts w:ascii="Times New Roman" w:cs="Times New Roman" w:eastAsia="Times New Roman" w:hAnsi="Times New Roman"/>
-          <w:b w:val="0"/>
-          <w:bCs w:val="0"/>
+          <w:b w:val="1"/>
+          <w:bCs w:val="1"/>
+          <w:i w:val="0"/>
+          <w:iCs w:val="0"/>
+          <w:smallCaps w:val="0"/>
+          <w:strike w:val="0"/>
+          <w:color w:val="000000"/>
+          <w:sz w:val="24"/>
+          <w:szCs w:val="24"/>
+          <w:u w:val="none"/>
+          <w:shd w:fill="auto" w:val="clear"/>
+          <w:vertAlign w:val="baseline"/>
+        </w:rPr>
+      </w:pPr>
+      <w:r>
+        <w:rPr>
+          <w:rFonts w:ascii="Times New Roman" w:cs="Times New Roman" w:eastAsia="Times New Roman" w:hAnsi="Times New Roman"/>
+          <w:b w:val="1"/>
+          <w:bCs w:val="1"/>
           <w:i w:val="0"/>
           <w:iCs w:val="0"/>
           <w:smallCaps w:val="0"/>
@@ -1760,25 +1770,25 @@
         <w:jc w:val="left"/>
         <w:rPr>
           <w:rFonts w:ascii="Times New Roman" w:cs="Times New Roman" w:eastAsia="Times New Roman" w:hAnsi="Times New Roman"/>
-          <w:b w:val="0"/>
-          <w:bCs w:val="0"/>
-          <w:i w:val="0"/>
-          <w:iCs w:val="0"/>
-          <w:smallCaps w:val="0"/>
-          <w:strike w:val="0"/>
-          <w:color w:val="000000"/>
-          <w:sz w:val="24"/>
-          <w:szCs w:val="24"/>
-          <w:u w:val="none"/>
-          <w:shd w:fill="auto" w:val="clear"/>
-          <w:vertAlign w:val="baseline"/>
-        </w:rPr>
-      </w:pPr>
-      <w:r>
-        <w:rPr>
-          <w:rFonts w:ascii="Times New Roman" w:cs="Times New Roman" w:eastAsia="Times New Roman" w:hAnsi="Times New Roman"/>
-          <w:b w:val="0"/>
-          <w:bCs w:val="0"/>
+          <w:b w:val="1"/>
+          <w:bCs w:val="1"/>
+          <w:i w:val="0"/>
+          <w:iCs w:val="0"/>
+          <w:smallCaps w:val="0"/>
+          <w:strike w:val="0"/>
+          <w:color w:val="000000"/>
+          <w:sz w:val="24"/>
+          <w:szCs w:val="24"/>
+          <w:u w:val="none"/>
+          <w:shd w:fill="auto" w:val="clear"/>
+          <w:vertAlign w:val="baseline"/>
+        </w:rPr>
+      </w:pPr>
+      <w:r>
+        <w:rPr>
+          <w:rFonts w:ascii="Times New Roman" w:cs="Times New Roman" w:eastAsia="Times New Roman" w:hAnsi="Times New Roman"/>
+          <w:b w:val="1"/>
+          <w:bCs w:val="1"/>
           <w:i w:val="0"/>
           <w:iCs w:val="0"/>
           <w:smallCaps w:val="0"/>
@@ -1813,25 +1823,25 @@
         <w:jc w:val="both"/>
         <w:rPr>
           <w:rFonts w:ascii="Times New Roman" w:cs="Times New Roman" w:eastAsia="Times New Roman" w:hAnsi="Times New Roman"/>
-          <w:b w:val="0"/>
-          <w:bCs w:val="0"/>
-          <w:i w:val="0"/>
-          <w:iCs w:val="0"/>
-          <w:smallCaps w:val="0"/>
-          <w:strike w:val="0"/>
-          <w:color w:val="000000"/>
-          <w:sz w:val="24"/>
-          <w:szCs w:val="24"/>
-          <w:u w:val="none"/>
-          <w:shd w:fill="auto" w:val="clear"/>
-          <w:vertAlign w:val="baseline"/>
-        </w:rPr>
-      </w:pPr>
-      <w:r>
-        <w:rPr>
-          <w:rFonts w:ascii="Times New Roman" w:cs="Times New Roman" w:eastAsia="Times New Roman" w:hAnsi="Times New Roman"/>
-          <w:b w:val="0"/>
-          <w:bCs w:val="0"/>
+          <w:b w:val="1"/>
+          <w:bCs w:val="1"/>
+          <w:i w:val="0"/>
+          <w:iCs w:val="0"/>
+          <w:smallCaps w:val="0"/>
+          <w:strike w:val="0"/>
+          <w:color w:val="000000"/>
+          <w:sz w:val="24"/>
+          <w:szCs w:val="24"/>
+          <w:u w:val="none"/>
+          <w:shd w:fill="auto" w:val="clear"/>
+          <w:vertAlign w:val="baseline"/>
+        </w:rPr>
+      </w:pPr>
+      <w:r>
+        <w:rPr>
+          <w:rFonts w:ascii="Times New Roman" w:cs="Times New Roman" w:eastAsia="Times New Roman" w:hAnsi="Times New Roman"/>
+          <w:b w:val="1"/>
+          <w:bCs w:val="1"/>
           <w:i w:val="0"/>
           <w:iCs w:val="0"/>
           <w:smallCaps w:val="0"/>
@@ -1866,25 +1876,25 @@
         <w:jc w:val="both"/>
         <w:rPr>
           <w:rFonts w:ascii="Times New Roman" w:cs="Times New Roman" w:eastAsia="Times New Roman" w:hAnsi="Times New Roman"/>
-          <w:b w:val="0"/>
-          <w:bCs w:val="0"/>
-          <w:i w:val="0"/>
-          <w:iCs w:val="0"/>
-          <w:smallCaps w:val="0"/>
-          <w:strike w:val="0"/>
-          <w:color w:val="000000"/>
-          <w:sz w:val="24"/>
-          <w:szCs w:val="24"/>
-          <w:u w:val="none"/>
-          <w:shd w:fill="auto" w:val="clear"/>
-          <w:vertAlign w:val="baseline"/>
-        </w:rPr>
-      </w:pPr>
-      <w:r>
-        <w:rPr>
-          <w:rFonts w:ascii="Times New Roman" w:cs="Times New Roman" w:eastAsia="Times New Roman" w:hAnsi="Times New Roman"/>
-          <w:b w:val="0"/>
-          <w:bCs w:val="0"/>
+          <w:b w:val="1"/>
+          <w:bCs w:val="1"/>
+          <w:i w:val="0"/>
+          <w:iCs w:val="0"/>
+          <w:smallCaps w:val="0"/>
+          <w:strike w:val="0"/>
+          <w:color w:val="000000"/>
+          <w:sz w:val="24"/>
+          <w:szCs w:val="24"/>
+          <w:u w:val="none"/>
+          <w:shd w:fill="auto" w:val="clear"/>
+          <w:vertAlign w:val="baseline"/>
+        </w:rPr>
+      </w:pPr>
+      <w:r>
+        <w:rPr>
+          <w:rFonts w:ascii="Times New Roman" w:cs="Times New Roman" w:eastAsia="Times New Roman" w:hAnsi="Times New Roman"/>
+          <w:b w:val="1"/>
+          <w:bCs w:val="1"/>
           <w:i w:val="0"/>
           <w:iCs w:val="0"/>
           <w:smallCaps w:val="0"/>
@@ -1902,6 +1912,8 @@
       <w:r>
         <w:rPr>
           <w:rFonts w:ascii="Times New Roman" w:cs="Times New Roman" w:eastAsia="Times New Roman" w:hAnsi="Times New Roman"/>
+          <w:b w:val="1"/>
+          <w:bCs w:val="1"/>
           <w:rtl w:val="0"/>
         </w:rPr>
         <w:t xml:space="preserve">m'empresserais</w:t>
@@ -1909,8 +1921,8 @@
       <w:r>
         <w:rPr>
           <w:rFonts w:ascii="Times New Roman" w:cs="Times New Roman" w:eastAsia="Times New Roman" w:hAnsi="Times New Roman"/>
-          <w:b w:val="0"/>
-          <w:bCs w:val="0"/>
+          <w:b w:val="1"/>
+          <w:bCs w:val="1"/>
           <w:i w:val="0"/>
           <w:iCs w:val="0"/>
           <w:smallCaps w:val="0"/>
@@ -1945,25 +1957,25 @@
         <w:jc w:val="both"/>
         <w:rPr>
           <w:rFonts w:ascii="Times New Roman" w:cs="Times New Roman" w:eastAsia="Times New Roman" w:hAnsi="Times New Roman"/>
-          <w:b w:val="0"/>
-          <w:bCs w:val="0"/>
-          <w:i w:val="0"/>
-          <w:iCs w:val="0"/>
-          <w:smallCaps w:val="0"/>
-          <w:strike w:val="0"/>
-          <w:color w:val="000000"/>
-          <w:sz w:val="24"/>
-          <w:szCs w:val="24"/>
-          <w:u w:val="none"/>
-          <w:shd w:fill="auto" w:val="clear"/>
-          <w:vertAlign w:val="baseline"/>
-        </w:rPr>
-      </w:pPr>
-      <w:r>
-        <w:rPr>
-          <w:rFonts w:ascii="Times New Roman" w:cs="Times New Roman" w:eastAsia="Times New Roman" w:hAnsi="Times New Roman"/>
-          <w:b w:val="0"/>
-          <w:bCs w:val="0"/>
+          <w:b w:val="1"/>
+          <w:bCs w:val="1"/>
+          <w:i w:val="0"/>
+          <w:iCs w:val="0"/>
+          <w:smallCaps w:val="0"/>
+          <w:strike w:val="0"/>
+          <w:color w:val="000000"/>
+          <w:sz w:val="24"/>
+          <w:szCs w:val="24"/>
+          <w:u w:val="none"/>
+          <w:shd w:fill="auto" w:val="clear"/>
+          <w:vertAlign w:val="baseline"/>
+        </w:rPr>
+      </w:pPr>
+      <w:r>
+        <w:rPr>
+          <w:rFonts w:ascii="Times New Roman" w:cs="Times New Roman" w:eastAsia="Times New Roman" w:hAnsi="Times New Roman"/>
+          <w:b w:val="1"/>
+          <w:bCs w:val="1"/>
           <w:i w:val="0"/>
           <w:iCs w:val="0"/>
           <w:smallCaps w:val="0"/>
@@ -1981,6 +1993,8 @@
       <w:r>
         <w:rPr>
           <w:rFonts w:ascii="Times New Roman" w:cs="Times New Roman" w:eastAsia="Times New Roman" w:hAnsi="Times New Roman"/>
+          <w:b w:val="1"/>
+          <w:bCs w:val="1"/>
           <w:rtl w:val="0"/>
         </w:rPr>
         <w:t xml:space="preserve">parcourant, Votre</w:t>
@@ -1988,8 +2002,8 @@
       <w:r>
         <w:rPr>
           <w:rFonts w:ascii="Times New Roman" w:cs="Times New Roman" w:eastAsia="Times New Roman" w:hAnsi="Times New Roman"/>
-          <w:b w:val="0"/>
-          <w:bCs w:val="0"/>
+          <w:b w:val="1"/>
+          <w:bCs w:val="1"/>
           <w:i w:val="0"/>
           <w:iCs w:val="0"/>
           <w:smallCaps w:val="0"/>
@@ -2024,25 +2038,25 @@
         <w:jc w:val="both"/>
         <w:rPr>
           <w:rFonts w:ascii="Times New Roman" w:cs="Times New Roman" w:eastAsia="Times New Roman" w:hAnsi="Times New Roman"/>
-          <w:b w:val="0"/>
-          <w:bCs w:val="0"/>
-          <w:i w:val="0"/>
-          <w:iCs w:val="0"/>
-          <w:smallCaps w:val="0"/>
-          <w:strike w:val="0"/>
-          <w:color w:val="000000"/>
-          <w:sz w:val="24"/>
-          <w:szCs w:val="24"/>
-          <w:u w:val="none"/>
-          <w:shd w:fill="auto" w:val="clear"/>
-          <w:vertAlign w:val="baseline"/>
-        </w:rPr>
-      </w:pPr>
-      <w:r>
-        <w:rPr>
-          <w:rFonts w:ascii="Times New Roman" w:cs="Times New Roman" w:eastAsia="Times New Roman" w:hAnsi="Times New Roman"/>
-          <w:b w:val="0"/>
-          <w:bCs w:val="0"/>
+          <w:b w:val="1"/>
+          <w:bCs w:val="1"/>
+          <w:i w:val="0"/>
+          <w:iCs w:val="0"/>
+          <w:smallCaps w:val="0"/>
+          <w:strike w:val="0"/>
+          <w:color w:val="000000"/>
+          <w:sz w:val="24"/>
+          <w:szCs w:val="24"/>
+          <w:u w:val="none"/>
+          <w:shd w:fill="auto" w:val="clear"/>
+          <w:vertAlign w:val="baseline"/>
+        </w:rPr>
+      </w:pPr>
+      <w:r>
+        <w:rPr>
+          <w:rFonts w:ascii="Times New Roman" w:cs="Times New Roman" w:eastAsia="Times New Roman" w:hAnsi="Times New Roman"/>
+          <w:b w:val="1"/>
+          <w:bCs w:val="1"/>
           <w:i w:val="0"/>
           <w:iCs w:val="0"/>
           <w:smallCaps w:val="0"/>
@@ -2077,25 +2091,25 @@
         <w:jc w:val="both"/>
         <w:rPr>
           <w:rFonts w:ascii="Times New Roman" w:cs="Times New Roman" w:eastAsia="Times New Roman" w:hAnsi="Times New Roman"/>
-          <w:b w:val="0"/>
-          <w:bCs w:val="0"/>
-          <w:i w:val="0"/>
-          <w:iCs w:val="0"/>
-          <w:smallCaps w:val="0"/>
-          <w:strike w:val="0"/>
-          <w:color w:val="000000"/>
-          <w:sz w:val="24"/>
-          <w:szCs w:val="24"/>
-          <w:u w:val="none"/>
-          <w:shd w:fill="auto" w:val="clear"/>
-          <w:vertAlign w:val="baseline"/>
-        </w:rPr>
-      </w:pPr>
-      <w:r>
-        <w:rPr>
-          <w:rFonts w:ascii="Times New Roman" w:cs="Times New Roman" w:eastAsia="Times New Roman" w:hAnsi="Times New Roman"/>
-          <w:b w:val="0"/>
-          <w:bCs w:val="0"/>
+          <w:b w:val="1"/>
+          <w:bCs w:val="1"/>
+          <w:i w:val="0"/>
+          <w:iCs w:val="0"/>
+          <w:smallCaps w:val="0"/>
+          <w:strike w:val="0"/>
+          <w:color w:val="000000"/>
+          <w:sz w:val="24"/>
+          <w:szCs w:val="24"/>
+          <w:u w:val="none"/>
+          <w:shd w:fill="auto" w:val="clear"/>
+          <w:vertAlign w:val="baseline"/>
+        </w:rPr>
+      </w:pPr>
+      <w:r>
+        <w:rPr>
+          <w:rFonts w:ascii="Times New Roman" w:cs="Times New Roman" w:eastAsia="Times New Roman" w:hAnsi="Times New Roman"/>
+          <w:b w:val="1"/>
+          <w:bCs w:val="1"/>
           <w:i w:val="0"/>
           <w:iCs w:val="0"/>
           <w:smallCaps w:val="0"/>
@@ -2130,25 +2144,25 @@
         <w:jc w:val="both"/>
         <w:rPr>
           <w:rFonts w:ascii="Times New Roman" w:cs="Times New Roman" w:eastAsia="Times New Roman" w:hAnsi="Times New Roman"/>
-          <w:b w:val="0"/>
-          <w:bCs w:val="0"/>
-          <w:i w:val="0"/>
-          <w:iCs w:val="0"/>
-          <w:smallCaps w:val="0"/>
-          <w:strike w:val="0"/>
-          <w:color w:val="000000"/>
-          <w:sz w:val="24"/>
-          <w:szCs w:val="24"/>
-          <w:u w:val="none"/>
-          <w:shd w:fill="auto" w:val="clear"/>
-          <w:vertAlign w:val="baseline"/>
-        </w:rPr>
-      </w:pPr>
-      <w:r>
-        <w:rPr>
-          <w:rFonts w:ascii="Times New Roman" w:cs="Times New Roman" w:eastAsia="Times New Roman" w:hAnsi="Times New Roman"/>
-          <w:b w:val="0"/>
-          <w:bCs w:val="0"/>
+          <w:b w:val="1"/>
+          <w:bCs w:val="1"/>
+          <w:i w:val="0"/>
+          <w:iCs w:val="0"/>
+          <w:smallCaps w:val="0"/>
+          <w:strike w:val="0"/>
+          <w:color w:val="000000"/>
+          <w:sz w:val="24"/>
+          <w:szCs w:val="24"/>
+          <w:u w:val="none"/>
+          <w:shd w:fill="auto" w:val="clear"/>
+          <w:vertAlign w:val="baseline"/>
+        </w:rPr>
+      </w:pPr>
+      <w:r>
+        <w:rPr>
+          <w:rFonts w:ascii="Times New Roman" w:cs="Times New Roman" w:eastAsia="Times New Roman" w:hAnsi="Times New Roman"/>
+          <w:b w:val="1"/>
+          <w:bCs w:val="1"/>
           <w:i w:val="0"/>
           <w:iCs w:val="0"/>
           <w:smallCaps w:val="0"/>
@@ -2183,25 +2197,25 @@
         <w:jc w:val="both"/>
         <w:rPr>
           <w:rFonts w:ascii="Times New Roman" w:cs="Times New Roman" w:eastAsia="Times New Roman" w:hAnsi="Times New Roman"/>
-          <w:b w:val="0"/>
-          <w:bCs w:val="0"/>
-          <w:i w:val="0"/>
-          <w:iCs w:val="0"/>
-          <w:smallCaps w:val="0"/>
-          <w:strike w:val="0"/>
-          <w:color w:val="000000"/>
-          <w:sz w:val="24"/>
-          <w:szCs w:val="24"/>
-          <w:u w:val="none"/>
-          <w:shd w:fill="auto" w:val="clear"/>
-          <w:vertAlign w:val="baseline"/>
-        </w:rPr>
-      </w:pPr>
-      <w:r>
-        <w:rPr>
-          <w:rFonts w:ascii="Times New Roman" w:cs="Times New Roman" w:eastAsia="Times New Roman" w:hAnsi="Times New Roman"/>
-          <w:b w:val="0"/>
-          <w:bCs w:val="0"/>
+          <w:b w:val="1"/>
+          <w:bCs w:val="1"/>
+          <w:i w:val="0"/>
+          <w:iCs w:val="0"/>
+          <w:smallCaps w:val="0"/>
+          <w:strike w:val="0"/>
+          <w:color w:val="000000"/>
+          <w:sz w:val="24"/>
+          <w:szCs w:val="24"/>
+          <w:u w:val="none"/>
+          <w:shd w:fill="auto" w:val="clear"/>
+          <w:vertAlign w:val="baseline"/>
+        </w:rPr>
+      </w:pPr>
+      <w:r>
+        <w:rPr>
+          <w:rFonts w:ascii="Times New Roman" w:cs="Times New Roman" w:eastAsia="Times New Roman" w:hAnsi="Times New Roman"/>
+          <w:b w:val="1"/>
+          <w:bCs w:val="1"/>
           <w:i w:val="0"/>
           <w:iCs w:val="0"/>
           <w:smallCaps w:val="0"/>
@@ -2219,6 +2233,8 @@
       <w:r>
         <w:rPr>
           <w:rFonts w:ascii="Times New Roman" w:cs="Times New Roman" w:eastAsia="Times New Roman" w:hAnsi="Times New Roman"/>
+          <w:b w:val="1"/>
+          <w:bCs w:val="1"/>
           <w:rtl w:val="0"/>
         </w:rPr>
         <w:t xml:space="preserve">espérer parvenir</w:t>
@@ -2226,8 +2242,8 @@
       <w:r>
         <w:rPr>
           <w:rFonts w:ascii="Times New Roman" w:cs="Times New Roman" w:eastAsia="Times New Roman" w:hAnsi="Times New Roman"/>
-          <w:b w:val="0"/>
-          <w:bCs w:val="0"/>
+          <w:b w:val="1"/>
+          <w:bCs w:val="1"/>
           <w:i w:val="0"/>
           <w:iCs w:val="0"/>
           <w:smallCaps w:val="0"/>
@@ -2262,25 +2278,25 @@
         <w:jc w:val="both"/>
         <w:rPr>
           <w:rFonts w:ascii="Times New Roman" w:cs="Times New Roman" w:eastAsia="Times New Roman" w:hAnsi="Times New Roman"/>
-          <w:b w:val="0"/>
-          <w:bCs w:val="0"/>
-          <w:i w:val="0"/>
-          <w:iCs w:val="0"/>
-          <w:smallCaps w:val="0"/>
-          <w:strike w:val="0"/>
-          <w:color w:val="000000"/>
-          <w:sz w:val="24"/>
-          <w:szCs w:val="24"/>
-          <w:u w:val="none"/>
-          <w:shd w:fill="auto" w:val="clear"/>
-          <w:vertAlign w:val="baseline"/>
-        </w:rPr>
-      </w:pPr>
-      <w:r>
-        <w:rPr>
-          <w:rFonts w:ascii="Times New Roman" w:cs="Times New Roman" w:eastAsia="Times New Roman" w:hAnsi="Times New Roman"/>
-          <w:b w:val="0"/>
-          <w:bCs w:val="0"/>
+          <w:b w:val="1"/>
+          <w:bCs w:val="1"/>
+          <w:i w:val="0"/>
+          <w:iCs w:val="0"/>
+          <w:smallCaps w:val="0"/>
+          <w:strike w:val="0"/>
+          <w:color w:val="000000"/>
+          <w:sz w:val="24"/>
+          <w:szCs w:val="24"/>
+          <w:u w:val="none"/>
+          <w:shd w:fill="auto" w:val="clear"/>
+          <w:vertAlign w:val="baseline"/>
+        </w:rPr>
+      </w:pPr>
+      <w:r>
+        <w:rPr>
+          <w:rFonts w:ascii="Times New Roman" w:cs="Times New Roman" w:eastAsia="Times New Roman" w:hAnsi="Times New Roman"/>
+          <w:b w:val="1"/>
+          <w:bCs w:val="1"/>
           <w:i w:val="0"/>
           <w:iCs w:val="0"/>
           <w:smallCaps w:val="0"/>
@@ -2315,25 +2331,25 @@
         <w:jc w:val="both"/>
         <w:rPr>
           <w:rFonts w:ascii="Times New Roman" w:cs="Times New Roman" w:eastAsia="Times New Roman" w:hAnsi="Times New Roman"/>
-          <w:b w:val="0"/>
-          <w:bCs w:val="0"/>
-          <w:i w:val="0"/>
-          <w:iCs w:val="0"/>
-          <w:smallCaps w:val="0"/>
-          <w:strike w:val="0"/>
-          <w:color w:val="000000"/>
-          <w:sz w:val="24"/>
-          <w:szCs w:val="24"/>
-          <w:u w:val="none"/>
-          <w:shd w:fill="auto" w:val="clear"/>
-          <w:vertAlign w:val="baseline"/>
-        </w:rPr>
-      </w:pPr>
-      <w:r>
-        <w:rPr>
-          <w:rFonts w:ascii="Times New Roman" w:cs="Times New Roman" w:eastAsia="Times New Roman" w:hAnsi="Times New Roman"/>
-          <w:b w:val="0"/>
-          <w:bCs w:val="0"/>
+          <w:b w:val="1"/>
+          <w:bCs w:val="1"/>
+          <w:i w:val="0"/>
+          <w:iCs w:val="0"/>
+          <w:smallCaps w:val="0"/>
+          <w:strike w:val="0"/>
+          <w:color w:val="000000"/>
+          <w:sz w:val="24"/>
+          <w:szCs w:val="24"/>
+          <w:u w:val="none"/>
+          <w:shd w:fill="auto" w:val="clear"/>
+          <w:vertAlign w:val="baseline"/>
+        </w:rPr>
+      </w:pPr>
+      <w:r>
+        <w:rPr>
+          <w:rFonts w:ascii="Times New Roman" w:cs="Times New Roman" w:eastAsia="Times New Roman" w:hAnsi="Times New Roman"/>
+          <w:b w:val="1"/>
+          <w:bCs w:val="1"/>
           <w:i w:val="0"/>
           <w:iCs w:val="0"/>
           <w:smallCaps w:val="0"/>
@@ -2368,25 +2384,25 @@
         <w:jc w:val="both"/>
         <w:rPr>
           <w:rFonts w:ascii="Times New Roman" w:cs="Times New Roman" w:eastAsia="Times New Roman" w:hAnsi="Times New Roman"/>
-          <w:b w:val="0"/>
-          <w:bCs w:val="0"/>
-          <w:i w:val="0"/>
-          <w:iCs w:val="0"/>
-          <w:smallCaps w:val="0"/>
-          <w:strike w:val="0"/>
-          <w:color w:val="000000"/>
-          <w:sz w:val="24"/>
-          <w:szCs w:val="24"/>
-          <w:u w:val="none"/>
-          <w:shd w:fill="auto" w:val="clear"/>
-          <w:vertAlign w:val="baseline"/>
-        </w:rPr>
-      </w:pPr>
-      <w:r>
-        <w:rPr>
-          <w:rFonts w:ascii="Times New Roman" w:cs="Times New Roman" w:eastAsia="Times New Roman" w:hAnsi="Times New Roman"/>
-          <w:b w:val="0"/>
-          <w:bCs w:val="0"/>
+          <w:b w:val="1"/>
+          <w:bCs w:val="1"/>
+          <w:i w:val="0"/>
+          <w:iCs w:val="0"/>
+          <w:smallCaps w:val="0"/>
+          <w:strike w:val="0"/>
+          <w:color w:val="000000"/>
+          <w:sz w:val="24"/>
+          <w:szCs w:val="24"/>
+          <w:u w:val="none"/>
+          <w:shd w:fill="auto" w:val="clear"/>
+          <w:vertAlign w:val="baseline"/>
+        </w:rPr>
+      </w:pPr>
+      <w:r>
+        <w:rPr>
+          <w:rFonts w:ascii="Times New Roman" w:cs="Times New Roman" w:eastAsia="Times New Roman" w:hAnsi="Times New Roman"/>
+          <w:b w:val="1"/>
+          <w:bCs w:val="1"/>
           <w:i w:val="0"/>
           <w:iCs w:val="0"/>
           <w:smallCaps w:val="0"/>
@@ -2421,25 +2437,25 @@
         <w:jc w:val="both"/>
         <w:rPr>
           <w:rFonts w:ascii="Times New Roman" w:cs="Times New Roman" w:eastAsia="Times New Roman" w:hAnsi="Times New Roman"/>
-          <w:b w:val="0"/>
-          <w:bCs w:val="0"/>
-          <w:i w:val="0"/>
-          <w:iCs w:val="0"/>
-          <w:smallCaps w:val="0"/>
-          <w:strike w:val="0"/>
-          <w:color w:val="000000"/>
-          <w:sz w:val="24"/>
-          <w:szCs w:val="24"/>
-          <w:u w:val="none"/>
-          <w:shd w:fill="auto" w:val="clear"/>
-          <w:vertAlign w:val="baseline"/>
-        </w:rPr>
-      </w:pPr>
-      <w:r>
-        <w:rPr>
-          <w:rFonts w:ascii="Times New Roman" w:cs="Times New Roman" w:eastAsia="Times New Roman" w:hAnsi="Times New Roman"/>
-          <w:b w:val="0"/>
-          <w:bCs w:val="0"/>
+          <w:b w:val="1"/>
+          <w:bCs w:val="1"/>
+          <w:i w:val="0"/>
+          <w:iCs w:val="0"/>
+          <w:smallCaps w:val="0"/>
+          <w:strike w:val="0"/>
+          <w:color w:val="000000"/>
+          <w:sz w:val="24"/>
+          <w:szCs w:val="24"/>
+          <w:u w:val="none"/>
+          <w:shd w:fill="auto" w:val="clear"/>
+          <w:vertAlign w:val="baseline"/>
+        </w:rPr>
+      </w:pPr>
+      <w:r>
+        <w:rPr>
+          <w:rFonts w:ascii="Times New Roman" w:cs="Times New Roman" w:eastAsia="Times New Roman" w:hAnsi="Times New Roman"/>
+          <w:b w:val="1"/>
+          <w:bCs w:val="1"/>
           <w:i w:val="0"/>
           <w:iCs w:val="0"/>
           <w:smallCaps w:val="0"/>
@@ -2474,25 +2490,25 @@
         <w:jc w:val="both"/>
         <w:rPr>
           <w:rFonts w:ascii="Times New Roman" w:cs="Times New Roman" w:eastAsia="Times New Roman" w:hAnsi="Times New Roman"/>
-          <w:b w:val="0"/>
-          <w:bCs w:val="0"/>
-          <w:i w:val="0"/>
-          <w:iCs w:val="0"/>
-          <w:smallCaps w:val="0"/>
-          <w:strike w:val="0"/>
-          <w:color w:val="000000"/>
-          <w:sz w:val="24"/>
-          <w:szCs w:val="24"/>
-          <w:u w:val="none"/>
-          <w:shd w:fill="auto" w:val="clear"/>
-          <w:vertAlign w:val="baseline"/>
-        </w:rPr>
-      </w:pPr>
-      <w:r>
-        <w:rPr>
-          <w:rFonts w:ascii="Times New Roman" w:cs="Times New Roman" w:eastAsia="Times New Roman" w:hAnsi="Times New Roman"/>
-          <w:b w:val="0"/>
-          <w:bCs w:val="0"/>
+          <w:b w:val="1"/>
+          <w:bCs w:val="1"/>
+          <w:i w:val="0"/>
+          <w:iCs w:val="0"/>
+          <w:smallCaps w:val="0"/>
+          <w:strike w:val="0"/>
+          <w:color w:val="000000"/>
+          <w:sz w:val="24"/>
+          <w:szCs w:val="24"/>
+          <w:u w:val="none"/>
+          <w:shd w:fill="auto" w:val="clear"/>
+          <w:vertAlign w:val="baseline"/>
+        </w:rPr>
+      </w:pPr>
+      <w:r>
+        <w:rPr>
+          <w:rFonts w:ascii="Times New Roman" w:cs="Times New Roman" w:eastAsia="Times New Roman" w:hAnsi="Times New Roman"/>
+          <w:b w:val="1"/>
+          <w:bCs w:val="1"/>
           <w:i w:val="0"/>
           <w:iCs w:val="0"/>
           <w:smallCaps w:val="0"/>
@@ -2510,6 +2526,8 @@
       <w:r>
         <w:rPr>
           <w:rFonts w:ascii="Times New Roman" w:cs="Times New Roman" w:eastAsia="Times New Roman" w:hAnsi="Times New Roman"/>
+          <w:b w:val="1"/>
+          <w:bCs w:val="1"/>
           <w:rtl w:val="0"/>
         </w:rPr>
         <w:t xml:space="preserve">parvenir à découvrir</w:t>
@@ -2517,8 +2535,8 @@
       <w:r>
         <w:rPr>
           <w:rFonts w:ascii="Times New Roman" w:cs="Times New Roman" w:eastAsia="Times New Roman" w:hAnsi="Times New Roman"/>
-          <w:b w:val="0"/>
-          <w:bCs w:val="0"/>
+          <w:b w:val="1"/>
+          <w:bCs w:val="1"/>
           <w:i w:val="0"/>
           <w:iCs w:val="0"/>
           <w:smallCaps w:val="0"/>
@@ -2536,6 +2554,8 @@
       <w:r>
         <w:rPr>
           <w:rFonts w:ascii="Times New Roman" w:cs="Times New Roman" w:eastAsia="Times New Roman" w:hAnsi="Times New Roman"/>
+          <w:b w:val="1"/>
+          <w:bCs w:val="1"/>
           <w:rtl w:val="0"/>
         </w:rPr>
         <w:t xml:space="preserve">existaient</w:t>
@@ -2543,8 +2563,8 @@
       <w:r>
         <w:rPr>
           <w:rFonts w:ascii="Times New Roman" w:cs="Times New Roman" w:eastAsia="Times New Roman" w:hAnsi="Times New Roman"/>
-          <w:b w:val="0"/>
-          <w:bCs w:val="0"/>
+          <w:b w:val="1"/>
+          <w:bCs w:val="1"/>
           <w:i w:val="0"/>
           <w:iCs w:val="0"/>
           <w:smallCaps w:val="0"/>
@@ -2579,25 +2599,25 @@
         <w:jc w:val="both"/>
         <w:rPr>
           <w:rFonts w:ascii="Times New Roman" w:cs="Times New Roman" w:eastAsia="Times New Roman" w:hAnsi="Times New Roman"/>
-          <w:b w:val="0"/>
-          <w:bCs w:val="0"/>
-          <w:i w:val="0"/>
-          <w:iCs w:val="0"/>
-          <w:smallCaps w:val="0"/>
-          <w:strike w:val="0"/>
-          <w:color w:val="000000"/>
-          <w:sz w:val="24"/>
-          <w:szCs w:val="24"/>
-          <w:u w:val="none"/>
-          <w:shd w:fill="auto" w:val="clear"/>
-          <w:vertAlign w:val="baseline"/>
-        </w:rPr>
-      </w:pPr>
-      <w:r>
-        <w:rPr>
-          <w:rFonts w:ascii="Times New Roman" w:cs="Times New Roman" w:eastAsia="Times New Roman" w:hAnsi="Times New Roman"/>
-          <w:b w:val="0"/>
-          <w:bCs w:val="0"/>
+          <w:b w:val="1"/>
+          <w:bCs w:val="1"/>
+          <w:i w:val="0"/>
+          <w:iCs w:val="0"/>
+          <w:smallCaps w:val="0"/>
+          <w:strike w:val="0"/>
+          <w:color w:val="000000"/>
+          <w:sz w:val="24"/>
+          <w:szCs w:val="24"/>
+          <w:u w:val="none"/>
+          <w:shd w:fill="auto" w:val="clear"/>
+          <w:vertAlign w:val="baseline"/>
+        </w:rPr>
+      </w:pPr>
+      <w:r>
+        <w:rPr>
+          <w:rFonts w:ascii="Times New Roman" w:cs="Times New Roman" w:eastAsia="Times New Roman" w:hAnsi="Times New Roman"/>
+          <w:b w:val="1"/>
+          <w:bCs w:val="1"/>
           <w:i w:val="0"/>
           <w:iCs w:val="0"/>
           <w:smallCaps w:val="0"/>
@@ -2632,25 +2652,25 @@
         <w:jc w:val="both"/>
         <w:rPr>
           <w:rFonts w:ascii="Times New Roman" w:cs="Times New Roman" w:eastAsia="Times New Roman" w:hAnsi="Times New Roman"/>
-          <w:b w:val="0"/>
-          <w:bCs w:val="0"/>
-          <w:i w:val="0"/>
-          <w:iCs w:val="0"/>
-          <w:smallCaps w:val="0"/>
-          <w:strike w:val="0"/>
-          <w:color w:val="000000"/>
-          <w:sz w:val="24"/>
-          <w:szCs w:val="24"/>
-          <w:u w:val="none"/>
-          <w:shd w:fill="auto" w:val="clear"/>
-          <w:vertAlign w:val="baseline"/>
-        </w:rPr>
-      </w:pPr>
-      <w:r>
-        <w:rPr>
-          <w:rFonts w:ascii="Times New Roman" w:cs="Times New Roman" w:eastAsia="Times New Roman" w:hAnsi="Times New Roman"/>
-          <w:b w:val="0"/>
-          <w:bCs w:val="0"/>
+          <w:b w:val="1"/>
+          <w:bCs w:val="1"/>
+          <w:i w:val="0"/>
+          <w:iCs w:val="0"/>
+          <w:smallCaps w:val="0"/>
+          <w:strike w:val="0"/>
+          <w:color w:val="000000"/>
+          <w:sz w:val="24"/>
+          <w:szCs w:val="24"/>
+          <w:u w:val="none"/>
+          <w:shd w:fill="auto" w:val="clear"/>
+          <w:vertAlign w:val="baseline"/>
+        </w:rPr>
+      </w:pPr>
+      <w:r>
+        <w:rPr>
+          <w:rFonts w:ascii="Times New Roman" w:cs="Times New Roman" w:eastAsia="Times New Roman" w:hAnsi="Times New Roman"/>
+          <w:b w:val="1"/>
+          <w:bCs w:val="1"/>
           <w:i w:val="0"/>
           <w:iCs w:val="0"/>
           <w:smallCaps w:val="0"/>
@@ -2685,25 +2705,25 @@
         <w:jc w:val="both"/>
         <w:rPr>
           <w:rFonts w:ascii="Times New Roman" w:cs="Times New Roman" w:eastAsia="Times New Roman" w:hAnsi="Times New Roman"/>
-          <w:b w:val="0"/>
-          <w:bCs w:val="0"/>
-          <w:i w:val="0"/>
-          <w:iCs w:val="0"/>
-          <w:smallCaps w:val="0"/>
-          <w:strike w:val="0"/>
-          <w:color w:val="000000"/>
-          <w:sz w:val="24"/>
-          <w:szCs w:val="24"/>
-          <w:u w:val="none"/>
-          <w:shd w:fill="auto" w:val="clear"/>
-          <w:vertAlign w:val="baseline"/>
-        </w:rPr>
-      </w:pPr>
-      <w:r>
-        <w:rPr>
-          <w:rFonts w:ascii="Times New Roman" w:cs="Times New Roman" w:eastAsia="Times New Roman" w:hAnsi="Times New Roman"/>
-          <w:b w:val="0"/>
-          <w:bCs w:val="0"/>
+          <w:b w:val="1"/>
+          <w:bCs w:val="1"/>
+          <w:i w:val="0"/>
+          <w:iCs w:val="0"/>
+          <w:smallCaps w:val="0"/>
+          <w:strike w:val="0"/>
+          <w:color w:val="000000"/>
+          <w:sz w:val="24"/>
+          <w:szCs w:val="24"/>
+          <w:u w:val="none"/>
+          <w:shd w:fill="auto" w:val="clear"/>
+          <w:vertAlign w:val="baseline"/>
+        </w:rPr>
+      </w:pPr>
+      <w:r>
+        <w:rPr>
+          <w:rFonts w:ascii="Times New Roman" w:cs="Times New Roman" w:eastAsia="Times New Roman" w:hAnsi="Times New Roman"/>
+          <w:b w:val="1"/>
+          <w:bCs w:val="1"/>
           <w:i w:val="0"/>
           <w:iCs w:val="0"/>
           <w:smallCaps w:val="0"/>
@@ -2738,25 +2758,25 @@
         <w:jc w:val="left"/>
         <w:rPr>
           <w:rFonts w:ascii="Times New Roman" w:cs="Times New Roman" w:eastAsia="Times New Roman" w:hAnsi="Times New Roman"/>
-          <w:b w:val="0"/>
-          <w:bCs w:val="0"/>
-          <w:i w:val="0"/>
-          <w:iCs w:val="0"/>
-          <w:smallCaps w:val="0"/>
-          <w:strike w:val="0"/>
-          <w:color w:val="000000"/>
-          <w:sz w:val="24"/>
-          <w:szCs w:val="24"/>
-          <w:u w:val="none"/>
-          <w:shd w:fill="auto" w:val="clear"/>
-          <w:vertAlign w:val="baseline"/>
-        </w:rPr>
-      </w:pPr>
-      <w:r>
-        <w:rPr>
-          <w:rFonts w:ascii="Times New Roman" w:cs="Times New Roman" w:eastAsia="Times New Roman" w:hAnsi="Times New Roman"/>
-          <w:b w:val="0"/>
-          <w:bCs w:val="0"/>
+          <w:b w:val="1"/>
+          <w:bCs w:val="1"/>
+          <w:i w:val="0"/>
+          <w:iCs w:val="0"/>
+          <w:smallCaps w:val="0"/>
+          <w:strike w:val="0"/>
+          <w:color w:val="000000"/>
+          <w:sz w:val="24"/>
+          <w:szCs w:val="24"/>
+          <w:u w:val="none"/>
+          <w:shd w:fill="auto" w:val="clear"/>
+          <w:vertAlign w:val="baseline"/>
+        </w:rPr>
+      </w:pPr>
+      <w:r>
+        <w:rPr>
+          <w:rFonts w:ascii="Times New Roman" w:cs="Times New Roman" w:eastAsia="Times New Roman" w:hAnsi="Times New Roman"/>
+          <w:b w:val="1"/>
+          <w:bCs w:val="1"/>
           <w:i w:val="0"/>
           <w:iCs w:val="0"/>
           <w:smallCaps w:val="0"/>
@@ -2799,25 +2819,25 @@
         <w:jc w:val="left"/>
         <w:rPr>
           <w:rFonts w:ascii="Times New Roman" w:cs="Times New Roman" w:eastAsia="Times New Roman" w:hAnsi="Times New Roman"/>
-          <w:b w:val="0"/>
-          <w:bCs w:val="0"/>
-          <w:i w:val="0"/>
-          <w:iCs w:val="0"/>
-          <w:smallCaps w:val="0"/>
-          <w:strike w:val="0"/>
-          <w:color w:val="000000"/>
-          <w:sz w:val="24"/>
-          <w:szCs w:val="24"/>
-          <w:u w:val="none"/>
-          <w:shd w:fill="auto" w:val="clear"/>
-          <w:vertAlign w:val="baseline"/>
-        </w:rPr>
-      </w:pPr>
-      <w:r>
-        <w:rPr>
-          <w:rFonts w:ascii="Times New Roman" w:cs="Times New Roman" w:eastAsia="Times New Roman" w:hAnsi="Times New Roman"/>
-          <w:b w:val="0"/>
-          <w:bCs w:val="0"/>
+          <w:b w:val="1"/>
+          <w:bCs w:val="1"/>
+          <w:i w:val="0"/>
+          <w:iCs w:val="0"/>
+          <w:smallCaps w:val="0"/>
+          <w:strike w:val="0"/>
+          <w:color w:val="000000"/>
+          <w:sz w:val="24"/>
+          <w:szCs w:val="24"/>
+          <w:u w:val="none"/>
+          <w:shd w:fill="auto" w:val="clear"/>
+          <w:vertAlign w:val="baseline"/>
+        </w:rPr>
+      </w:pPr>
+      <w:r>
+        <w:rPr>
+          <w:rFonts w:ascii="Times New Roman" w:cs="Times New Roman" w:eastAsia="Times New Roman" w:hAnsi="Times New Roman"/>
+          <w:b w:val="1"/>
+          <w:bCs w:val="1"/>
           <w:i w:val="0"/>
           <w:iCs w:val="0"/>
           <w:smallCaps w:val="0"/>
